--- a/Final_Submission/AlphaGoZero_Presentation_Explanations.docx
+++ b/Final_Submission/AlphaGoZero_Presentation_Explanations.docx
@@ -420,7 +420,7 @@
         <w:t xml:space="preserve">A: </w:t>
       </w:r>
       <w:r>
-        <w:t>To avoid promoting a model that only looks better by luck. A candidate must be clearly stronger. The paper uses the same 55% rule.</w:t>
+        <w:t>To avoid promoting a model that only looks better by luck. A candidate must be clearly stronger. The paper uses a similar but stricter rule: more than 55% over 400 games. We use at least 55% over 20–40 games, and under the paper's rule our iteration 7 (exactly 55%) would not have been promoted.</w:t>
       </w:r>
     </w:p>
     <w:p>
@@ -1710,7 +1710,7 @@
         <w:pStyle w:val="ListBullet"/>
       </w:pPr>
       <w:r>
-        <w:t>Iteration 9's result is ≈2.8 standard errors above 50%.</w:t>
+        <w:t>If iterations 9 and 7 were equal, 29+ wins of 40 would happen with probability ≈0.003 (binomial test).</w:t>
       </w:r>
     </w:p>
     <w:p>
@@ -1750,7 +1750,7 @@
         <w:t xml:space="preserve">A: </w:t>
       </w:r>
       <w:r>
-        <w:t>Iteration 9 won 29 of 40 games. If the two models were equal, a result that far from 50% would happen by chance well under 1% of the time (about 2.8 standard errors).</w:t>
+        <w:t>Iteration 9 won 29 of 40 games. If the two models were equal, a result that far from 50% would happen with probability about 0.003 (a one-sided binomial test). That test assumes independent games, which is only approximately true, so we call it strong evidence rather than an exact significance level.</w:t>
       </w:r>
     </w:p>
     <w:p>
@@ -2364,7 +2364,7 @@
         <w:pStyle w:val="ListBullet"/>
       </w:pPr>
       <w:r>
-        <w:t>99 unit tests pass.</w:t>
+        <w:t>101 unit tests, all passing (2 web tests need the httpx package).</w:t>
       </w:r>
     </w:p>
     <w:p>
@@ -2560,7 +2560,7 @@
     </w:p>
     <w:p>
       <w:r>
-        <w:t>We built the complete AlphaGo Zero method and showed that it learns from nothing but self-play, even at small scale. The main limits are compute and how precisely small improvements can be measured.</w:t>
+        <w:t>We built a scaled-down version of the AlphaGo Zero method and showed that it learns from nothing but self-play, even at small scale. The main limits are compute and how precisely small improvements can be measured.</w:t>
       </w:r>
     </w:p>
     <w:p>
